--- a/RPS_CNN_Documentation.docx
+++ b/RPS_CNN_Documentation.docx
@@ -175,9 +175,8 @@
     </w:p>
     <w:tbl>
       <w:tblPr>
-        <w:tblStyle w:val="LightGrid-Accent1"/>
+        <w:tblStyle w:val="LightGrid"/>
         <w:tblW w:w="0" w:type="auto"/>
-        <w:jc w:val="center"/>
         <w:tblLook w:val="04A0" w:firstRow="1" w:lastRow="0" w:firstColumn="1" w:lastColumn="0" w:noHBand="0" w:noVBand="1"/>
       </w:tblPr>
       <w:tblGrid>
@@ -188,7 +187,6 @@
       <w:tr>
         <w:trPr>
           <w:cnfStyle w:val="100000000000" w:firstRow="1" w:lastRow="0" w:firstColumn="0" w:lastColumn="0" w:oddVBand="0" w:evenVBand="0" w:oddHBand="0" w:evenHBand="0" w:firstRowFirstColumn="0" w:firstRowLastColumn="0" w:lastRowFirstColumn="0" w:lastRowLastColumn="0"/>
-          <w:jc w:val="center"/>
         </w:trPr>
         <w:tc>
           <w:tcPr>
@@ -251,7 +249,6 @@
       <w:tr>
         <w:trPr>
           <w:cnfStyle w:val="000000100000" w:firstRow="0" w:lastRow="0" w:firstColumn="0" w:lastColumn="0" w:oddVBand="0" w:evenVBand="0" w:oddHBand="1" w:evenHBand="0" w:firstRowFirstColumn="0" w:firstRowLastColumn="0" w:lastRowFirstColumn="0" w:lastRowLastColumn="0"/>
-          <w:jc w:val="center"/>
         </w:trPr>
         <w:tc>
           <w:tcPr>
@@ -314,7 +311,6 @@
       <w:tr>
         <w:trPr>
           <w:cnfStyle w:val="000000010000" w:firstRow="0" w:lastRow="0" w:firstColumn="0" w:lastColumn="0" w:oddVBand="0" w:evenVBand="0" w:oddHBand="0" w:evenHBand="1" w:firstRowFirstColumn="0" w:firstRowLastColumn="0" w:lastRowFirstColumn="0" w:lastRowLastColumn="0"/>
-          <w:jc w:val="center"/>
         </w:trPr>
         <w:tc>
           <w:tcPr>
@@ -377,7 +373,6 @@
       <w:tr>
         <w:trPr>
           <w:cnfStyle w:val="000000100000" w:firstRow="0" w:lastRow="0" w:firstColumn="0" w:lastColumn="0" w:oddVBand="0" w:evenVBand="0" w:oddHBand="1" w:evenHBand="0" w:firstRowFirstColumn="0" w:firstRowLastColumn="0" w:lastRowFirstColumn="0" w:lastRowLastColumn="0"/>
-          <w:jc w:val="center"/>
         </w:trPr>
         <w:tc>
           <w:tcPr>
@@ -440,7 +435,6 @@
       <w:tr>
         <w:trPr>
           <w:cnfStyle w:val="000000010000" w:firstRow="0" w:lastRow="0" w:firstColumn="0" w:lastColumn="0" w:oddVBand="0" w:evenVBand="0" w:oddHBand="0" w:evenHBand="1" w:firstRowFirstColumn="0" w:firstRowLastColumn="0" w:lastRowFirstColumn="0" w:lastRowLastColumn="0"/>
-          <w:jc w:val="center"/>
         </w:trPr>
         <w:tc>
           <w:tcPr>
@@ -503,7 +497,6 @@
       <w:tr>
         <w:trPr>
           <w:cnfStyle w:val="000000100000" w:firstRow="0" w:lastRow="0" w:firstColumn="0" w:lastColumn="0" w:oddVBand="0" w:evenVBand="0" w:oddHBand="1" w:evenHBand="0" w:firstRowFirstColumn="0" w:firstRowLastColumn="0" w:lastRowFirstColumn="0" w:lastRowLastColumn="0"/>
-          <w:jc w:val="center"/>
         </w:trPr>
         <w:tc>
           <w:tcPr>
@@ -566,7 +559,6 @@
       <w:tr>
         <w:trPr>
           <w:cnfStyle w:val="000000010000" w:firstRow="0" w:lastRow="0" w:firstColumn="0" w:lastColumn="0" w:oddVBand="0" w:evenVBand="0" w:oddHBand="0" w:evenHBand="1" w:firstRowFirstColumn="0" w:firstRowLastColumn="0" w:lastRowFirstColumn="0" w:lastRowLastColumn="0"/>
-          <w:jc w:val="center"/>
         </w:trPr>
         <w:tc>
           <w:tcPr>
@@ -629,7 +621,6 @@
       <w:tr>
         <w:trPr>
           <w:cnfStyle w:val="000000100000" w:firstRow="0" w:lastRow="0" w:firstColumn="0" w:lastColumn="0" w:oddVBand="0" w:evenVBand="0" w:oddHBand="1" w:evenHBand="0" w:firstRowFirstColumn="0" w:firstRowLastColumn="0" w:lastRowFirstColumn="0" w:lastRowLastColumn="0"/>
-          <w:jc w:val="center"/>
         </w:trPr>
         <w:tc>
           <w:tcPr>
